--- a/src/Excelsior.Tests/Word/WordTableBuilderTests.TableLevelHeadingStyleAppliesShadingAndFontToEveryHeaderCell.verified.docx
+++ b/src/Excelsior.Tests/Word/WordTableBuilderTests.TableLevelHeadingStyleAppliesShadingAndFontToEveryHeaderCell.verified.docx
@@ -28,12 +28,12 @@
             </w:pPr>
             <w:r>
               <w:rPr>
-                <w:b/>
-                <w:u w:val="single"/>
-                <w:color w:val="FFFFFF"/>
-                <w:sz w:val="24"/>
-                <w:szCs w:val="24"/>
-                <w:rFonts w:ascii="Arial" w:hAnsi="Arial"/>
+                <w:rFonts w:ascii="Arial" w:hAnsi="Arial"/>
+                <w:b/>
+                <w:color w:val="FFFFFF"/>
+                <w:sz w:val="24"/>
+                <w:szCs w:val="24"/>
+                <w:u w:val="single"/>
               </w:rPr>
               <w:t xml:space="preserve">Employee ID</w:t>
             </w:r>
@@ -49,12 +49,12 @@
             </w:pPr>
             <w:r>
               <w:rPr>
-                <w:b/>
-                <w:u w:val="single"/>
-                <w:color w:val="FFFFFF"/>
-                <w:sz w:val="24"/>
-                <w:szCs w:val="24"/>
-                <w:rFonts w:ascii="Arial" w:hAnsi="Arial"/>
+                <w:rFonts w:ascii="Arial" w:hAnsi="Arial"/>
+                <w:b/>
+                <w:color w:val="FFFFFF"/>
+                <w:sz w:val="24"/>
+                <w:szCs w:val="24"/>
+                <w:u w:val="single"/>
               </w:rPr>
               <w:t xml:space="preserve">Full Name</w:t>
             </w:r>
@@ -70,12 +70,12 @@
             </w:pPr>
             <w:r>
               <w:rPr>
-                <w:b/>
-                <w:u w:val="single"/>
-                <w:color w:val="FFFFFF"/>
-                <w:sz w:val="24"/>
-                <w:szCs w:val="24"/>
-                <w:rFonts w:ascii="Arial" w:hAnsi="Arial"/>
+                <w:rFonts w:ascii="Arial" w:hAnsi="Arial"/>
+                <w:b/>
+                <w:color w:val="FFFFFF"/>
+                <w:sz w:val="24"/>
+                <w:szCs w:val="24"/>
+                <w:u w:val="single"/>
               </w:rPr>
               <w:t xml:space="preserve">Email Address</w:t>
             </w:r>
@@ -91,12 +91,12 @@
             </w:pPr>
             <w:r>
               <w:rPr>
-                <w:b/>
-                <w:u w:val="single"/>
-                <w:color w:val="FFFFFF"/>
-                <w:sz w:val="24"/>
-                <w:szCs w:val="24"/>
-                <w:rFonts w:ascii="Arial" w:hAnsi="Arial"/>
+                <w:rFonts w:ascii="Arial" w:hAnsi="Arial"/>
+                <w:b/>
+                <w:color w:val="FFFFFF"/>
+                <w:sz w:val="24"/>
+                <w:szCs w:val="24"/>
+                <w:u w:val="single"/>
               </w:rPr>
               <w:t xml:space="preserve">Hire Date</w:t>
             </w:r>
@@ -112,12 +112,12 @@
             </w:pPr>
             <w:r>
               <w:rPr>
-                <w:b/>
-                <w:u w:val="single"/>
-                <w:color w:val="FFFFFF"/>
-                <w:sz w:val="24"/>
-                <w:szCs w:val="24"/>
-                <w:rFonts w:ascii="Arial" w:hAnsi="Arial"/>
+                <w:rFonts w:ascii="Arial" w:hAnsi="Arial"/>
+                <w:b/>
+                <w:color w:val="FFFFFF"/>
+                <w:sz w:val="24"/>
+                <w:szCs w:val="24"/>
+                <w:u w:val="single"/>
               </w:rPr>
               <w:t xml:space="preserve">Annual Salary</w:t>
             </w:r>
@@ -133,12 +133,12 @@
             </w:pPr>
             <w:r>
               <w:rPr>
-                <w:b/>
-                <w:u w:val="single"/>
-                <w:color w:val="FFFFFF"/>
-                <w:sz w:val="24"/>
-                <w:szCs w:val="24"/>
-                <w:rFonts w:ascii="Arial" w:hAnsi="Arial"/>
+                <w:rFonts w:ascii="Arial" w:hAnsi="Arial"/>
+                <w:b/>
+                <w:color w:val="FFFFFF"/>
+                <w:sz w:val="24"/>
+                <w:szCs w:val="24"/>
+                <w:u w:val="single"/>
               </w:rPr>
               <w:t xml:space="preserve">Is Active</w:t>
             </w:r>
@@ -154,12 +154,12 @@
             </w:pPr>
             <w:r>
               <w:rPr>
-                <w:b/>
-                <w:u w:val="single"/>
-                <w:color w:val="FFFFFF"/>
-                <w:sz w:val="24"/>
-                <w:szCs w:val="24"/>
-                <w:rFonts w:ascii="Arial" w:hAnsi="Arial"/>
+                <w:rFonts w:ascii="Arial" w:hAnsi="Arial"/>
+                <w:b/>
+                <w:color w:val="FFFFFF"/>
+                <w:sz w:val="24"/>
+                <w:szCs w:val="24"/>
+                <w:u w:val="single"/>
               </w:rPr>
               <w:t xml:space="preserve">Status</w:t>
             </w:r>

--- a/src/Excelsior.Tests/Word/WordTableBuilderTests.TableLevelHeadingStyleAppliesShadingAndFontToEveryHeaderCell.verified.docx
+++ b/src/Excelsior.Tests/Word/WordTableBuilderTests.TableLevelHeadingStyleAppliesShadingAndFontToEveryHeaderCell.verified.docx
@@ -18,6 +18,9 @@
         <w:gridCol/>
       </w:tblGrid>
       <w:tr>
+        <w:trPr>
+          <w:tblHeader/>
+        </w:trPr>
         <w:tc>
           <w:tcPr>
             <w:shd w:val="clear" w:color="auto" w:fill="4472C4"/>
